--- a/AI/bora_mulheres/criar_actas_template.docx
+++ b/AI/bora_mulheres/criar_actas_template.docx
@@ -3,8 +3,96 @@
 <w:document xmlns:wpc="http://schemas.microsoft.com/office/word/2010/wordprocessingCanvas" xmlns:cx="http://schemas.microsoft.com/office/drawing/2014/chartex" xmlns:cx1="http://schemas.microsoft.com/office/drawing/2015/9/8/chartex" xmlns:cx2="http://schemas.microsoft.com/office/drawing/2015/10/21/chartex" xmlns:cx3="http://schemas.microsoft.com/office/drawing/2016/5/9/chartex" xmlns:cx4="http://schemas.microsoft.com/office/drawing/2016/5/10/chartex" xmlns:cx5="http://schemas.microsoft.com/office/drawing/2016/5/11/chartex" xmlns:cx6="http://schemas.microsoft.com/office/drawing/2016/5/12/chartex" xmlns:cx7="http://schemas.microsoft.com/office/drawing/2016/5/13/chartex" xmlns:cx8="http://schemas.microsoft.com/office/drawing/2016/5/14/chartex" xmlns:mc="http://schemas.openxmlformats.org/markup-compatibility/2006" xmlns:aink="http://schemas.microsoft.com/office/drawing/2016/ink" xmlns:am3d="http://schemas.microsoft.com/office/drawing/2017/model3d" xmlns:o="urn:schemas-microsoft-com:office:office" xmlns:oel="http://schemas.microsoft.com/office/2019/extlst" xmlns:r="http://schemas.openxmlformats.org/officeDocument/2006/relationships" xmlns:m="http://schemas.openxmlformats.org/officeDocument/2006/math" xmlns:v="urn:schemas-microsoft-com:vml" xmlns:wp14="http://schemas.microsoft.com/office/word/2010/wordprocessingDrawing" xmlns:wp="http://schemas.openxmlformats.org/drawingml/2006/wordprocessingDrawing" xmlns:w10="urn:schemas-microsoft-com:office:word" xmlns:w="http://schemas.openxmlformats.org/wordprocessingml/2006/main" xmlns:w14="http://schemas.microsoft.com/office/word/2010/wordml" xmlns:w15="http://schemas.microsoft.com/office/word/2012/wordml" xmlns:w16cex="http://schemas.microsoft.com/office/word/2018/wordml/cex" xmlns:w16cid="http://schemas.microsoft.com/office/word/2016/wordml/cid" xmlns:w16="http://schemas.microsoft.com/office/word/2018/wordml" xmlns:w16du="http://schemas.microsoft.com/office/word/2023/wordml/word16du" xmlns:w16sdtdh="http://schemas.microsoft.com/office/word/2020/wordml/sdtdatahash" xmlns:w16sdtfl="http://schemas.microsoft.com/office/word/2024/wordml/sdtformatlock" xmlns:w16se="http://schemas.microsoft.com/office/word/2015/wordml/symex" xmlns:wpg="http://schemas.microsoft.com/office/word/2010/wordprocessingGroup" xmlns:wpi="http://schemas.microsoft.com/office/word/2010/wordprocessingInk" xmlns:wne="http://schemas.microsoft.com/office/word/2006/wordml" xmlns:wps="http://schemas.microsoft.com/office/word/2010/wordprocessingShape" mc:Ignorable="w14 w15 w16se w16cid w16 w16cex w16sdtdh w16sdtfl w16du wp14">
   <w:body>
     <w:p/>
+    <w:p/>
+    <w:p/>
+    <w:p>
+      <w:pPr>
+        <w:tabs>
+          <w:tab w:val="left" w:pos="7350"/>
+        </w:tabs>
+      </w:pPr>
+      <w:r>
+        <w:tab/>
+      </w:r>
+      <w:r>
+        <w:rPr>
+          <w:noProof/>
+        </w:rPr>
+        <mc:AlternateContent>
+          <mc:Choice Requires="wps">
+            <w:drawing>
+              <wp:inline distT="0" distB="0" distL="0" distR="0" wp14:anchorId="2ACDE666" wp14:editId="1BB6B258">
+                <wp:extent cx="5400040" cy="5400040"/>
+                <wp:effectExtent l="0" t="0" r="0" b="0"/>
+                <wp:docPr id="2044569701" name="Retângulo 2" descr="Imagem criada: Logótipo Aveiro Sistemas em IA e Cibersegurança"/>
+                <wp:cNvGraphicFramePr>
+                  <a:graphicFrameLocks xmlns:a="http://schemas.openxmlformats.org/drawingml/2006/main" noChangeAspect="1"/>
+                </wp:cNvGraphicFramePr>
+                <a:graphic xmlns:a="http://schemas.openxmlformats.org/drawingml/2006/main">
+                  <a:graphicData uri="http://schemas.microsoft.com/office/word/2010/wordprocessingShape">
+                    <wps:wsp>
+                      <wps:cNvSpPr>
+                        <a:spLocks noChangeAspect="1" noChangeArrowheads="1"/>
+                      </wps:cNvSpPr>
+                      <wps:spPr bwMode="auto">
+                        <a:xfrm>
+                          <a:off x="0" y="0"/>
+                          <a:ext cx="5400040" cy="5400040"/>
+                        </a:xfrm>
+                        <a:prstGeom prst="rect">
+                          <a:avLst/>
+                        </a:prstGeom>
+                        <a:noFill/>
+                        <a:ln>
+                          <a:noFill/>
+                        </a:ln>
+                        <a:extLst>
+                          <a:ext uri="{909E8E84-426E-40DD-AFC4-6F175D3DCCD1}">
+                            <a14:hiddenFill xmlns:a14="http://schemas.microsoft.com/office/drawing/2010/main">
+                              <a:solidFill>
+                                <a:srgbClr val="FFFFFF"/>
+                              </a:solidFill>
+                            </a14:hiddenFill>
+                          </a:ext>
+                          <a:ext uri="{91240B29-F687-4F45-9708-019B960494DF}">
+                            <a14:hiddenLine xmlns:a14="http://schemas.microsoft.com/office/drawing/2010/main" w="9525">
+                              <a:solidFill>
+                                <a:srgbClr val="000000"/>
+                              </a:solidFill>
+                              <a:miter lim="800000"/>
+                              <a:headEnd/>
+                              <a:tailEnd/>
+                            </a14:hiddenLine>
+                          </a:ext>
+                        </a:extLst>
+                      </wps:spPr>
+                      <wps:bodyPr rot="0" vert="horz" wrap="square" lIns="91440" tIns="45720" rIns="91440" bIns="45720" anchor="t" anchorCtr="0" upright="1">
+                        <a:noAutofit/>
+                      </wps:bodyPr>
+                    </wps:wsp>
+                  </a:graphicData>
+                </a:graphic>
+              </wp:inline>
+            </w:drawing>
+          </mc:Choice>
+          <mc:Fallback>
+            <w:pict>
+              <v:rect w14:anchorId="7A625B67" id="Retângulo 2" o:spid="_x0000_s1026" alt="Imagem criada: Logótipo Aveiro Sistemas em IA e Cibersegurança" style="width:425.2pt;height:425.2pt;visibility:visible;mso-wrap-style:square;mso-left-percent:-10001;mso-top-percent:-10001;mso-position-horizontal:absolute;mso-position-horizontal-relative:char;mso-position-vertical:absolute;mso-position-vertical-relative:line;mso-left-percent:-10001;mso-top-percent:-10001;v-text-anchor:top" o:gfxdata="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" filled="f" stroked="f">
+                <o:lock v:ext="edit" aspectratio="t"/>
+                <w10:anchorlock/>
+              </v:rect>
+            </w:pict>
+          </mc:Fallback>
+        </mc:AlternateContent>
+      </w:r>
+    </w:p>
     <w:sectPr>
-      <w:headerReference w:type="default" r:id="rId6"/>
+      <w:headerReference w:type="even" r:id="rId6"/>
+      <w:headerReference w:type="default" r:id="rId7"/>
+      <w:footerReference w:type="even" r:id="rId8"/>
+      <w:footerReference w:type="default" r:id="rId9"/>
+      <w:headerReference w:type="first" r:id="rId10"/>
+      <w:footerReference w:type="first" r:id="rId11"/>
       <w:pgSz w:w="11906" w:h="16838"/>
       <w:pgMar w:top="1417" w:right="1701" w:bottom="1417" w:left="1701" w:header="708" w:footer="708" w:gutter="0"/>
       <w:cols w:space="708"/>
@@ -39,6 +127,51 @@
 </w:endnotes>
 </file>
 
+<file path=word/footer1.xml><?xml version="1.0" encoding="utf-8"?>
+<w:ftr xmlns:wpc="http://schemas.microsoft.com/office/word/2010/wordprocessingCanvas" xmlns:cx="http://schemas.microsoft.com/office/drawing/2014/chartex" xmlns:cx1="http://schemas.microsoft.com/office/drawing/2015/9/8/chartex" xmlns:cx2="http://schemas.microsoft.com/office/drawing/2015/10/21/chartex" xmlns:cx3="http://schemas.microsoft.com/office/drawing/2016/5/9/chartex" xmlns:cx4="http://schemas.microsoft.com/office/drawing/2016/5/10/chartex" xmlns:cx5="http://schemas.microsoft.com/office/drawing/2016/5/11/chartex" xmlns:cx6="http://schemas.microsoft.com/office/drawing/2016/5/12/chartex" xmlns:cx7="http://schemas.microsoft.com/office/drawing/2016/5/13/chartex" xmlns:cx8="http://schemas.microsoft.com/office/drawing/2016/5/14/chartex" xmlns:mc="http://schemas.openxmlformats.org/markup-compatibility/2006" xmlns:aink="http://schemas.microsoft.com/office/drawing/2016/ink" xmlns:am3d="http://schemas.microsoft.com/office/drawing/2017/model3d" xmlns:o="urn:schemas-microsoft-com:office:office" xmlns:oel="http://schemas.microsoft.com/office/2019/extlst" xmlns:r="http://schemas.openxmlformats.org/officeDocument/2006/relationships" xmlns:m="http://schemas.openxmlformats.org/officeDocument/2006/math" xmlns:v="urn:schemas-microsoft-com:vml" xmlns:wp14="http://schemas.microsoft.com/office/word/2010/wordprocessingDrawing" xmlns:wp="http://schemas.openxmlformats.org/drawingml/2006/wordprocessingDrawing" xmlns:w10="urn:schemas-microsoft-com:office:word" xmlns:w="http://schemas.openxmlformats.org/wordprocessingml/2006/main" xmlns:w14="http://schemas.microsoft.com/office/word/2010/wordml" xmlns:w15="http://schemas.microsoft.com/office/word/2012/wordml" xmlns:w16cex="http://schemas.microsoft.com/office/word/2018/wordml/cex" xmlns:w16cid="http://schemas.microsoft.com/office/word/2016/wordml/cid" xmlns:w16="http://schemas.microsoft.com/office/word/2018/wordml" xmlns:w16du="http://schemas.microsoft.com/office/word/2023/wordml/word16du" xmlns:w16sdtdh="http://schemas.microsoft.com/office/word/2020/wordml/sdtdatahash" xmlns:w16sdtfl="http://schemas.microsoft.com/office/word/2024/wordml/sdtformatlock" xmlns:w16se="http://schemas.microsoft.com/office/word/2015/wordml/symex" xmlns:wpg="http://schemas.microsoft.com/office/word/2010/wordprocessingGroup" xmlns:wpi="http://schemas.microsoft.com/office/word/2010/wordprocessingInk" xmlns:wne="http://schemas.microsoft.com/office/word/2006/wordml" xmlns:wps="http://schemas.microsoft.com/office/word/2010/wordprocessingShape" mc:Ignorable="w14 w15 w16se w16cid w16 w16cex w16sdtdh w16sdtfl w16du wp14">
+  <w:p>
+    <w:pPr>
+      <w:pStyle w:val="Rodap"/>
+    </w:pPr>
+  </w:p>
+</w:ftr>
+</file>
+
+<file path=word/footer2.xml><?xml version="1.0" encoding="utf-8"?>
+<w:ftr xmlns:wpc="http://schemas.microsoft.com/office/word/2010/wordprocessingCanvas" xmlns:cx="http://schemas.microsoft.com/office/drawing/2014/chartex" xmlns:cx1="http://schemas.microsoft.com/office/drawing/2015/9/8/chartex" xmlns:cx2="http://schemas.microsoft.com/office/drawing/2015/10/21/chartex" xmlns:cx3="http://schemas.microsoft.com/office/drawing/2016/5/9/chartex" xmlns:cx4="http://schemas.microsoft.com/office/drawing/2016/5/10/chartex" xmlns:cx5="http://schemas.microsoft.com/office/drawing/2016/5/11/chartex" xmlns:cx6="http://schemas.microsoft.com/office/drawing/2016/5/12/chartex" xmlns:cx7="http://schemas.microsoft.com/office/drawing/2016/5/13/chartex" xmlns:cx8="http://schemas.microsoft.com/office/drawing/2016/5/14/chartex" xmlns:mc="http://schemas.openxmlformats.org/markup-compatibility/2006" xmlns:aink="http://schemas.microsoft.com/office/drawing/2016/ink" xmlns:am3d="http://schemas.microsoft.com/office/drawing/2017/model3d" xmlns:o="urn:schemas-microsoft-com:office:office" xmlns:oel="http://schemas.microsoft.com/office/2019/extlst" xmlns:r="http://schemas.openxmlformats.org/officeDocument/2006/relationships" xmlns:m="http://schemas.openxmlformats.org/officeDocument/2006/math" xmlns:v="urn:schemas-microsoft-com:vml" xmlns:wp14="http://schemas.microsoft.com/office/word/2010/wordprocessingDrawing" xmlns:wp="http://schemas.openxmlformats.org/drawingml/2006/wordprocessingDrawing" xmlns:w10="urn:schemas-microsoft-com:office:word" xmlns:w="http://schemas.openxmlformats.org/wordprocessingml/2006/main" xmlns:w14="http://schemas.microsoft.com/office/word/2010/wordml" xmlns:w15="http://schemas.microsoft.com/office/word/2012/wordml" xmlns:w16cex="http://schemas.microsoft.com/office/word/2018/wordml/cex" xmlns:w16cid="http://schemas.microsoft.com/office/word/2016/wordml/cid" xmlns:w16="http://schemas.microsoft.com/office/word/2018/wordml" xmlns:w16du="http://schemas.microsoft.com/office/word/2023/wordml/word16du" xmlns:w16sdtdh="http://schemas.microsoft.com/office/word/2020/wordml/sdtdatahash" xmlns:w16sdtfl="http://schemas.microsoft.com/office/word/2024/wordml/sdtformatlock" xmlns:w16se="http://schemas.microsoft.com/office/word/2015/wordml/symex" xmlns:wpg="http://schemas.microsoft.com/office/word/2010/wordprocessingGroup" xmlns:wpi="http://schemas.microsoft.com/office/word/2010/wordprocessingInk" xmlns:wne="http://schemas.microsoft.com/office/word/2006/wordml" xmlns:wps="http://schemas.microsoft.com/office/word/2010/wordprocessingShape" mc:Ignorable="w14 w15 w16se w16cid w16 w16cex w16sdtdh w16sdtfl w16du wp14">
+  <w:p>
+    <w:pPr>
+      <w:pStyle w:val="Rodap"/>
+    </w:pPr>
+    <w:r>
+      <w:t xml:space="preserve">Aveiro Sistemas </w:t>
+    </w:r>
+    <w:proofErr w:type="spellStart"/>
+    <w:r>
+      <w:t>Lda</w:t>
+    </w:r>
+    <w:proofErr w:type="spellEnd"/>
+    <w:r>
+      <w:t>, NIPC:123456789</w:t>
+    </w:r>
+    <w:r>
+      <w:tab/>
+      <w:t xml:space="preserve">                       https://www.aveirosistemas.pt</w:t>
+    </w:r>
+  </w:p>
+</w:ftr>
+</file>
+
+<file path=word/footer3.xml><?xml version="1.0" encoding="utf-8"?>
+<w:ftr xmlns:wpc="http://schemas.microsoft.com/office/word/2010/wordprocessingCanvas" xmlns:cx="http://schemas.microsoft.com/office/drawing/2014/chartex" xmlns:cx1="http://schemas.microsoft.com/office/drawing/2015/9/8/chartex" xmlns:cx2="http://schemas.microsoft.com/office/drawing/2015/10/21/chartex" xmlns:cx3="http://schemas.microsoft.com/office/drawing/2016/5/9/chartex" xmlns:cx4="http://schemas.microsoft.com/office/drawing/2016/5/10/chartex" xmlns:cx5="http://schemas.microsoft.com/office/drawing/2016/5/11/chartex" xmlns:cx6="http://schemas.microsoft.com/office/drawing/2016/5/12/chartex" xmlns:cx7="http://schemas.microsoft.com/office/drawing/2016/5/13/chartex" xmlns:cx8="http://schemas.microsoft.com/office/drawing/2016/5/14/chartex" xmlns:mc="http://schemas.openxmlformats.org/markup-compatibility/2006" xmlns:aink="http://schemas.microsoft.com/office/drawing/2016/ink" xmlns:am3d="http://schemas.microsoft.com/office/drawing/2017/model3d" xmlns:o="urn:schemas-microsoft-com:office:office" xmlns:oel="http://schemas.microsoft.com/office/2019/extlst" xmlns:r="http://schemas.openxmlformats.org/officeDocument/2006/relationships" xmlns:m="http://schemas.openxmlformats.org/officeDocument/2006/math" xmlns:v="urn:schemas-microsoft-com:vml" xmlns:wp14="http://schemas.microsoft.com/office/word/2010/wordprocessingDrawing" xmlns:wp="http://schemas.openxmlformats.org/drawingml/2006/wordprocessingDrawing" xmlns:w10="urn:schemas-microsoft-com:office:word" xmlns:w="http://schemas.openxmlformats.org/wordprocessingml/2006/main" xmlns:w14="http://schemas.microsoft.com/office/word/2010/wordml" xmlns:w15="http://schemas.microsoft.com/office/word/2012/wordml" xmlns:w16cex="http://schemas.microsoft.com/office/word/2018/wordml/cex" xmlns:w16cid="http://schemas.microsoft.com/office/word/2016/wordml/cid" xmlns:w16="http://schemas.microsoft.com/office/word/2018/wordml" xmlns:w16du="http://schemas.microsoft.com/office/word/2023/wordml/word16du" xmlns:w16sdtdh="http://schemas.microsoft.com/office/word/2020/wordml/sdtdatahash" xmlns:w16sdtfl="http://schemas.microsoft.com/office/word/2024/wordml/sdtformatlock" xmlns:w16se="http://schemas.microsoft.com/office/word/2015/wordml/symex" xmlns:wpg="http://schemas.microsoft.com/office/word/2010/wordprocessingGroup" xmlns:wpi="http://schemas.microsoft.com/office/word/2010/wordprocessingInk" xmlns:wne="http://schemas.microsoft.com/office/word/2006/wordml" xmlns:wps="http://schemas.microsoft.com/office/word/2010/wordprocessingShape" mc:Ignorable="w14 w15 w16se w16cid w16 w16cex w16sdtdh w16sdtfl w16du wp14">
+  <w:p>
+    <w:pPr>
+      <w:pStyle w:val="Rodap"/>
+    </w:pPr>
+  </w:p>
+</w:ftr>
+</file>
+
 <file path=word/footnotes.xml><?xml version="1.0" encoding="utf-8"?>
 <w:footnotes xmlns:wpc="http://schemas.microsoft.com/office/word/2010/wordprocessingCanvas" xmlns:cx="http://schemas.microsoft.com/office/drawing/2014/chartex" xmlns:cx1="http://schemas.microsoft.com/office/drawing/2015/9/8/chartex" xmlns:cx2="http://schemas.microsoft.com/office/drawing/2015/10/21/chartex" xmlns:cx3="http://schemas.microsoft.com/office/drawing/2016/5/9/chartex" xmlns:cx4="http://schemas.microsoft.com/office/drawing/2016/5/10/chartex" xmlns:cx5="http://schemas.microsoft.com/office/drawing/2016/5/11/chartex" xmlns:cx6="http://schemas.microsoft.com/office/drawing/2016/5/12/chartex" xmlns:cx7="http://schemas.microsoft.com/office/drawing/2016/5/13/chartex" xmlns:cx8="http://schemas.microsoft.com/office/drawing/2016/5/14/chartex" xmlns:mc="http://schemas.openxmlformats.org/markup-compatibility/2006" xmlns:aink="http://schemas.microsoft.com/office/drawing/2016/ink" xmlns:am3d="http://schemas.microsoft.com/office/drawing/2017/model3d" xmlns:o="urn:schemas-microsoft-com:office:office" xmlns:oel="http://schemas.microsoft.com/office/2019/extlst" xmlns:r="http://schemas.openxmlformats.org/officeDocument/2006/relationships" xmlns:m="http://schemas.openxmlformats.org/officeDocument/2006/math" xmlns:v="urn:schemas-microsoft-com:vml" xmlns:wp14="http://schemas.microsoft.com/office/word/2010/wordprocessingDrawing" xmlns:wp="http://schemas.openxmlformats.org/drawingml/2006/wordprocessingDrawing" xmlns:w10="urn:schemas-microsoft-com:office:word" xmlns:w="http://schemas.openxmlformats.org/wordprocessingml/2006/main" xmlns:w14="http://schemas.microsoft.com/office/word/2010/wordml" xmlns:w15="http://schemas.microsoft.com/office/word/2012/wordml" xmlns:w16cex="http://schemas.microsoft.com/office/word/2018/wordml/cex" xmlns:w16cid="http://schemas.microsoft.com/office/word/2016/wordml/cid" xmlns:w16="http://schemas.microsoft.com/office/word/2018/wordml" xmlns:w16du="http://schemas.microsoft.com/office/word/2023/wordml/word16du" xmlns:w16sdtdh="http://schemas.microsoft.com/office/word/2020/wordml/sdtdatahash" xmlns:w16sdtfl="http://schemas.microsoft.com/office/word/2024/wordml/sdtformatlock" xmlns:w16se="http://schemas.microsoft.com/office/word/2015/wordml/symex" xmlns:wpg="http://schemas.microsoft.com/office/word/2010/wordprocessingGroup" xmlns:wpi="http://schemas.microsoft.com/office/word/2010/wordprocessingInk" xmlns:wne="http://schemas.microsoft.com/office/word/2006/wordml" xmlns:wps="http://schemas.microsoft.com/office/word/2010/wordprocessingShape" mc:Ignorable="w14 w15 w16se w16cid w16 w16cex w16sdtdh w16sdtfl w16du wp14">
   <w:footnote w:type="separator" w:id="-1">
@@ -69,8 +202,58 @@
   <w:p>
     <w:pPr>
       <w:pStyle w:val="Cabealho"/>
+    </w:pPr>
+  </w:p>
+</w:hdr>
+</file>
+
+<file path=word/header2.xml><?xml version="1.0" encoding="utf-8"?>
+<w:hdr xmlns:wpc="http://schemas.microsoft.com/office/word/2010/wordprocessingCanvas" xmlns:cx="http://schemas.microsoft.com/office/drawing/2014/chartex" xmlns:cx1="http://schemas.microsoft.com/office/drawing/2015/9/8/chartex" xmlns:cx2="http://schemas.microsoft.com/office/drawing/2015/10/21/chartex" xmlns:cx3="http://schemas.microsoft.com/office/drawing/2016/5/9/chartex" xmlns:cx4="http://schemas.microsoft.com/office/drawing/2016/5/10/chartex" xmlns:cx5="http://schemas.microsoft.com/office/drawing/2016/5/11/chartex" xmlns:cx6="http://schemas.microsoft.com/office/drawing/2016/5/12/chartex" xmlns:cx7="http://schemas.microsoft.com/office/drawing/2016/5/13/chartex" xmlns:cx8="http://schemas.microsoft.com/office/drawing/2016/5/14/chartex" xmlns:mc="http://schemas.openxmlformats.org/markup-compatibility/2006" xmlns:aink="http://schemas.microsoft.com/office/drawing/2016/ink" xmlns:am3d="http://schemas.microsoft.com/office/drawing/2017/model3d" xmlns:o="urn:schemas-microsoft-com:office:office" xmlns:oel="http://schemas.microsoft.com/office/2019/extlst" xmlns:r="http://schemas.openxmlformats.org/officeDocument/2006/relationships" xmlns:m="http://schemas.openxmlformats.org/officeDocument/2006/math" xmlns:v="urn:schemas-microsoft-com:vml" xmlns:wp14="http://schemas.microsoft.com/office/word/2010/wordprocessingDrawing" xmlns:wp="http://schemas.openxmlformats.org/drawingml/2006/wordprocessingDrawing" xmlns:w10="urn:schemas-microsoft-com:office:word" xmlns:w="http://schemas.openxmlformats.org/wordprocessingml/2006/main" xmlns:w14="http://schemas.microsoft.com/office/word/2010/wordml" xmlns:w15="http://schemas.microsoft.com/office/word/2012/wordml" xmlns:w16cex="http://schemas.microsoft.com/office/word/2018/wordml/cex" xmlns:w16cid="http://schemas.microsoft.com/office/word/2016/wordml/cid" xmlns:w16="http://schemas.microsoft.com/office/word/2018/wordml" xmlns:w16du="http://schemas.microsoft.com/office/word/2023/wordml/word16du" xmlns:w16sdtdh="http://schemas.microsoft.com/office/word/2020/wordml/sdtdatahash" xmlns:w16sdtfl="http://schemas.microsoft.com/office/word/2024/wordml/sdtformatlock" xmlns:w16se="http://schemas.microsoft.com/office/word/2015/wordml/symex" xmlns:wpg="http://schemas.microsoft.com/office/word/2010/wordprocessingGroup" xmlns:wpi="http://schemas.microsoft.com/office/word/2010/wordprocessingInk" xmlns:wne="http://schemas.microsoft.com/office/word/2006/wordml" xmlns:wps="http://schemas.microsoft.com/office/word/2010/wordprocessingShape" mc:Ignorable="w14 w15 w16se w16cid w16 w16cex w16sdtdh w16sdtfl w16du wp14">
+  <w:p>
+    <w:pPr>
+      <w:pStyle w:val="Cabealho"/>
       <w:jc w:val="right"/>
     </w:pPr>
+    <w:r>
+      <w:rPr>
+        <w:noProof/>
+      </w:rPr>
+      <w:drawing>
+        <wp:inline distT="0" distB="0" distL="0" distR="0" wp14:anchorId="31089F22" wp14:editId="5E8FEE4F">
+          <wp:extent cx="533400" cy="405507"/>
+          <wp:effectExtent l="0" t="0" r="0" b="0"/>
+          <wp:docPr id="298803476" name="Imagem 1"/>
+          <wp:cNvGraphicFramePr>
+            <a:graphicFrameLocks xmlns:a="http://schemas.openxmlformats.org/drawingml/2006/main" noChangeAspect="1"/>
+          </wp:cNvGraphicFramePr>
+          <a:graphic xmlns:a="http://schemas.openxmlformats.org/drawingml/2006/main">
+            <a:graphicData uri="http://schemas.openxmlformats.org/drawingml/2006/picture">
+              <pic:pic xmlns:pic="http://schemas.openxmlformats.org/drawingml/2006/picture">
+                <pic:nvPicPr>
+                  <pic:cNvPr id="298803476" name=""/>
+                  <pic:cNvPicPr/>
+                </pic:nvPicPr>
+                <pic:blipFill>
+                  <a:blip r:embed="rId1"/>
+                  <a:stretch>
+                    <a:fillRect/>
+                  </a:stretch>
+                </pic:blipFill>
+                <pic:spPr>
+                  <a:xfrm>
+                    <a:off x="0" y="0"/>
+                    <a:ext cx="540012" cy="410534"/>
+                  </a:xfrm>
+                  <a:prstGeom prst="rect">
+                    <a:avLst/>
+                  </a:prstGeom>
+                </pic:spPr>
+              </pic:pic>
+            </a:graphicData>
+          </a:graphic>
+        </wp:inline>
+      </w:drawing>
+    </w:r>
     <w:r>
       <w:rPr>
         <w:noProof/>
@@ -119,10 +302,8 @@
                               <w:kern w:val="24"/>
                               <w:sz w:val="36"/>
                               <w:szCs w:val="36"/>
-                              <w:lang w:val="en-US"/>
                             </w:rPr>
                           </w:pPr>
-                          <w:proofErr w:type="spellStart"/>
                           <w:r>
                             <w:rPr>
                               <w:rFonts w:eastAsia="League Spartan Black" w:cs="League Spartan Black"/>
@@ -132,9 +313,8 @@
                               <w:kern w:val="24"/>
                               <w:sz w:val="36"/>
                               <w:szCs w:val="36"/>
-                              <w:lang w:val="en-US"/>
                             </w:rPr>
-                            <w:t>I</w:t>
+                            <w:t xml:space="preserve">Projeto </w:t>
                           </w:r>
                           <w:r>
                             <w:rPr>
@@ -145,52 +325,9 @@
                               <w:kern w:val="24"/>
                               <w:sz w:val="36"/>
                               <w:szCs w:val="36"/>
-                              <w:lang w:val="en-US"/>
                             </w:rPr>
-                            <w:t>A</w:t>
+                            <w:t xml:space="preserve">de Migração do ERP </w:t>
                           </w:r>
-                          <w:r>
-                            <w:rPr>
-                              <w:rFonts w:eastAsia="League Spartan Black" w:cs="League Spartan Black"/>
-                              <w:b/>
-                              <w:bCs/>
-                              <w:color w:val="000000" w:themeColor="text1"/>
-                              <w:kern w:val="24"/>
-                              <w:sz w:val="36"/>
-                              <w:szCs w:val="36"/>
-                              <w:lang w:val="en-US"/>
-                            </w:rPr>
-                            <w:t>na</w:t>
-                          </w:r>
-                          <w:proofErr w:type="spellEnd"/>
-                          <w:r>
-                            <w:rPr>
-                              <w:rFonts w:eastAsia="League Spartan Black" w:cs="League Spartan Black"/>
-                              <w:b/>
-                              <w:bCs/>
-                              <w:color w:val="000000" w:themeColor="text1"/>
-                              <w:kern w:val="24"/>
-                              <w:sz w:val="36"/>
-                              <w:szCs w:val="36"/>
-                              <w:lang w:val="en-US"/>
-                            </w:rPr>
-                            <w:t xml:space="preserve"> </w:t>
-                          </w:r>
-                          <w:proofErr w:type="spellStart"/>
-                          <w:r>
-                            <w:rPr>
-                              <w:rFonts w:eastAsia="League Spartan Black" w:cs="League Spartan Black"/>
-                              <w:b/>
-                              <w:bCs/>
-                              <w:color w:val="000000" w:themeColor="text1"/>
-                              <w:kern w:val="24"/>
-                              <w:sz w:val="36"/>
-                              <w:szCs w:val="36"/>
-                              <w:lang w:val="en-US"/>
-                            </w:rPr>
-                            <w:t>Prática</w:t>
-                          </w:r>
-                          <w:proofErr w:type="spellEnd"/>
                         </w:p>
                       </w:txbxContent>
                     </wps:txbx>
@@ -229,10 +366,8 @@
                         <w:kern w:val="24"/>
                         <w:sz w:val="36"/>
                         <w:szCs w:val="36"/>
-                        <w:lang w:val="en-US"/>
                       </w:rPr>
                     </w:pPr>
-                    <w:proofErr w:type="spellStart"/>
                     <w:r>
                       <w:rPr>
                         <w:rFonts w:eastAsia="League Spartan Black" w:cs="League Spartan Black"/>
@@ -242,9 +377,8 @@
                         <w:kern w:val="24"/>
                         <w:sz w:val="36"/>
                         <w:szCs w:val="36"/>
-                        <w:lang w:val="en-US"/>
                       </w:rPr>
-                      <w:t>I</w:t>
+                      <w:t xml:space="preserve">Projeto </w:t>
                     </w:r>
                     <w:r>
                       <w:rPr>
@@ -255,52 +389,9 @@
                         <w:kern w:val="24"/>
                         <w:sz w:val="36"/>
                         <w:szCs w:val="36"/>
-                        <w:lang w:val="en-US"/>
                       </w:rPr>
-                      <w:t>A</w:t>
+                      <w:t xml:space="preserve">de Migração do ERP </w:t>
                     </w:r>
-                    <w:r>
-                      <w:rPr>
-                        <w:rFonts w:eastAsia="League Spartan Black" w:cs="League Spartan Black"/>
-                        <w:b/>
-                        <w:bCs/>
-                        <w:color w:val="000000" w:themeColor="text1"/>
-                        <w:kern w:val="24"/>
-                        <w:sz w:val="36"/>
-                        <w:szCs w:val="36"/>
-                        <w:lang w:val="en-US"/>
-                      </w:rPr>
-                      <w:t>na</w:t>
-                    </w:r>
-                    <w:proofErr w:type="spellEnd"/>
-                    <w:r>
-                      <w:rPr>
-                        <w:rFonts w:eastAsia="League Spartan Black" w:cs="League Spartan Black"/>
-                        <w:b/>
-                        <w:bCs/>
-                        <w:color w:val="000000" w:themeColor="text1"/>
-                        <w:kern w:val="24"/>
-                        <w:sz w:val="36"/>
-                        <w:szCs w:val="36"/>
-                        <w:lang w:val="en-US"/>
-                      </w:rPr>
-                      <w:t xml:space="preserve"> </w:t>
-                    </w:r>
-                    <w:proofErr w:type="spellStart"/>
-                    <w:r>
-                      <w:rPr>
-                        <w:rFonts w:eastAsia="League Spartan Black" w:cs="League Spartan Black"/>
-                        <w:b/>
-                        <w:bCs/>
-                        <w:color w:val="000000" w:themeColor="text1"/>
-                        <w:kern w:val="24"/>
-                        <w:sz w:val="36"/>
-                        <w:szCs w:val="36"/>
-                        <w:lang w:val="en-US"/>
-                      </w:rPr>
-                      <w:t>Prática</w:t>
-                    </w:r>
-                    <w:proofErr w:type="spellEnd"/>
                   </w:p>
                 </w:txbxContent>
               </v:textbox>
@@ -339,7 +430,7 @@
                   </pic:cNvPicPr>
                 </pic:nvPicPr>
                 <pic:blipFill>
-                  <a:blip r:embed="rId1">
+                  <a:blip r:embed="rId2">
                     <a:extLst>
                       <a:ext uri="{28A0092B-C50C-407E-A947-70E740481C1C}">
                         <a14:useLocalDpi xmlns:a14="http://schemas.microsoft.com/office/drawing/2010/main" val="0"/>
@@ -377,43 +468,16 @@
       </w:rPr>
       <w:t xml:space="preserve">  </w:t>
     </w:r>
-    <w:r>
-      <w:drawing>
-        <wp:inline distT="0" distB="0" distL="0" distR="0" wp14:anchorId="7F78C508" wp14:editId="572BBAE4">
-          <wp:extent cx="1276416" cy="679485"/>
-          <wp:effectExtent l="0" t="0" r="0" b="6350"/>
-          <wp:docPr id="778297775" name="Imagem 1"/>
-          <wp:cNvGraphicFramePr>
-            <a:graphicFrameLocks xmlns:a="http://schemas.openxmlformats.org/drawingml/2006/main" noChangeAspect="1"/>
-          </wp:cNvGraphicFramePr>
-          <a:graphic xmlns:a="http://schemas.openxmlformats.org/drawingml/2006/main">
-            <a:graphicData uri="http://schemas.openxmlformats.org/drawingml/2006/picture">
-              <pic:pic xmlns:pic="http://schemas.openxmlformats.org/drawingml/2006/picture">
-                <pic:nvPicPr>
-                  <pic:cNvPr id="778297775" name=""/>
-                  <pic:cNvPicPr/>
-                </pic:nvPicPr>
-                <pic:blipFill>
-                  <a:blip r:embed="rId2"/>
-                  <a:stretch>
-                    <a:fillRect/>
-                  </a:stretch>
-                </pic:blipFill>
-                <pic:spPr>
-                  <a:xfrm>
-                    <a:off x="0" y="0"/>
-                    <a:ext cx="1276416" cy="679485"/>
-                  </a:xfrm>
-                  <a:prstGeom prst="rect">
-                    <a:avLst/>
-                  </a:prstGeom>
-                </pic:spPr>
-              </pic:pic>
-            </a:graphicData>
-          </a:graphic>
-        </wp:inline>
-      </w:drawing>
-    </w:r>
+  </w:p>
+</w:hdr>
+</file>
+
+<file path=word/header3.xml><?xml version="1.0" encoding="utf-8"?>
+<w:hdr xmlns:wpc="http://schemas.microsoft.com/office/word/2010/wordprocessingCanvas" xmlns:cx="http://schemas.microsoft.com/office/drawing/2014/chartex" xmlns:cx1="http://schemas.microsoft.com/office/drawing/2015/9/8/chartex" xmlns:cx2="http://schemas.microsoft.com/office/drawing/2015/10/21/chartex" xmlns:cx3="http://schemas.microsoft.com/office/drawing/2016/5/9/chartex" xmlns:cx4="http://schemas.microsoft.com/office/drawing/2016/5/10/chartex" xmlns:cx5="http://schemas.microsoft.com/office/drawing/2016/5/11/chartex" xmlns:cx6="http://schemas.microsoft.com/office/drawing/2016/5/12/chartex" xmlns:cx7="http://schemas.microsoft.com/office/drawing/2016/5/13/chartex" xmlns:cx8="http://schemas.microsoft.com/office/drawing/2016/5/14/chartex" xmlns:mc="http://schemas.openxmlformats.org/markup-compatibility/2006" xmlns:aink="http://schemas.microsoft.com/office/drawing/2016/ink" xmlns:am3d="http://schemas.microsoft.com/office/drawing/2017/model3d" xmlns:o="urn:schemas-microsoft-com:office:office" xmlns:oel="http://schemas.microsoft.com/office/2019/extlst" xmlns:r="http://schemas.openxmlformats.org/officeDocument/2006/relationships" xmlns:m="http://schemas.openxmlformats.org/officeDocument/2006/math" xmlns:v="urn:schemas-microsoft-com:vml" xmlns:wp14="http://schemas.microsoft.com/office/word/2010/wordprocessingDrawing" xmlns:wp="http://schemas.openxmlformats.org/drawingml/2006/wordprocessingDrawing" xmlns:w10="urn:schemas-microsoft-com:office:word" xmlns:w="http://schemas.openxmlformats.org/wordprocessingml/2006/main" xmlns:w14="http://schemas.microsoft.com/office/word/2010/wordml" xmlns:w15="http://schemas.microsoft.com/office/word/2012/wordml" xmlns:w16cex="http://schemas.microsoft.com/office/word/2018/wordml/cex" xmlns:w16cid="http://schemas.microsoft.com/office/word/2016/wordml/cid" xmlns:w16="http://schemas.microsoft.com/office/word/2018/wordml" xmlns:w16du="http://schemas.microsoft.com/office/word/2023/wordml/word16du" xmlns:w16sdtdh="http://schemas.microsoft.com/office/word/2020/wordml/sdtdatahash" xmlns:w16sdtfl="http://schemas.microsoft.com/office/word/2024/wordml/sdtformatlock" xmlns:w16se="http://schemas.microsoft.com/office/word/2015/wordml/symex" xmlns:wpg="http://schemas.microsoft.com/office/word/2010/wordprocessingGroup" xmlns:wpi="http://schemas.microsoft.com/office/word/2010/wordprocessingInk" xmlns:wne="http://schemas.microsoft.com/office/word/2006/wordml" xmlns:wps="http://schemas.microsoft.com/office/word/2010/wordprocessingShape" mc:Ignorable="w14 w15 w16se w16cid w16 w16cex w16sdtdh w16sdtfl w16du wp14">
+  <w:p>
+    <w:pPr>
+      <w:pStyle w:val="Cabealho"/>
+    </w:pPr>
   </w:p>
 </w:hdr>
 </file>
@@ -1021,6 +1085,7 @@
   <w:style w:type="character" w:default="1" w:styleId="Tipodeletrapredefinidodopargrafo">
     <w:name w:val="Default Paragraph Font"/>
     <w:uiPriority w:val="1"/>
+    <w:semiHidden/>
     <w:unhideWhenUsed/>
   </w:style>
   <w:style w:type="table" w:default="1" w:styleId="Tabelanormal">
